--- a/platform/procedures/out/6_用語の定義.docx
+++ b/platform/procedures/out/6_用語の定義.docx
@@ -473,7 +473,7 @@
                 <w:sz w:val="16"/>
                 <w:szCs w:val="16"/>
               </w:rPr>
-              <w:t xml:space="preserve">適格RCT</w:t>
+              <w:t xml:space="preserve">適格(スクリーニング)</w:t>
             </w:r>
           </w:p>
         </w:tc>
@@ -502,7 +502,7 @@
                 <w:sz w:val="16"/>
                 <w:szCs w:val="16"/>
               </w:rPr>
-              <w:t xml:space="preserve">Methodを読み、次の4条件をすべて満たすと判定したRCT。(1)化学療法を受けた(受ける)成人のがん患者、(2)比較対照がある、(3)結果が報告されている(計画書でない)、(4)CIPNの発生または症状が主要評価項目、またはCIPNの評価が結果の中心</w:t>
+              <w:t xml:space="preserve">Scope 7.2の選択基準を満たすこと: 18歳以上、がん患者、英語、国内で施行可能な方法・薬物、メタアナリシス・無作為化比較試験・分析疫学的研究・記述研究(記述研究と英語の総説は解説で紹介してよいが、推奨の根拠にしない)。前回のScopeを踏襲し、変更は統括委員会の承認が必要</w:t>
             </w:r>
           </w:p>
         </w:tc>
@@ -694,7 +694,7 @@
                 <w:sz w:val="16"/>
                 <w:szCs w:val="16"/>
               </w:rPr>
-              <w:t xml:space="preserve">抄録のMethodだけでは4条件の判定ができず、全文が必要な研究</w:t>
+              <w:t xml:space="preserve">抄録だけでは判定できず、全文が必要な研究</w:t>
             </w:r>
           </w:p>
         </w:tc>
@@ -758,7 +758,7 @@
                 <w:sz w:val="16"/>
                 <w:szCs w:val="16"/>
               </w:rPr>
-              <w:t xml:space="preserve">4条件のいずれかを満たさない研究。理由を記録する</w:t>
+              <w:t xml:space="preserve">選択基準を満たさない研究。理由を記録する</w:t>
             </w:r>
           </w:p>
         </w:tc>
@@ -823,70 +823,6 @@
                 <w:szCs w:val="16"/>
               </w:rPr>
               <w:t xml:space="preserve">出版タイプがSystematic ReviewまたはMeta-Analysisの論文</w:t>
-            </w:r>
-          </w:p>
-        </w:tc>
-      </w:tr>
-      <w:tr>
-        <w:trPr>
-          <w:cantSplit/>
-          <w:tblHeader w:val="off"/>
-        </w:trPr>
-        <w:tc>
-          <w:tcPr>
-            <w:tcW w:type="dxa" w:w="2400"/>
-            <w:tcBorders>
-              <w:top w:val="single" w:color="000000" w:sz="4"/>
-              <w:left w:val="single" w:color="000000" w:sz="4"/>
-              <w:bottom w:val="single" w:color="000000" w:sz="4"/>
-              <w:right w:val="single" w:color="000000" w:sz="4"/>
-            </w:tcBorders>
-            <w:tcMar>
-              <w:top w:type="dxa" w:w="40"/>
-              <w:left w:type="dxa" w:w="80"/>
-              <w:bottom w:type="dxa" w:w="40"/>
-              <w:right w:type="dxa" w:w="80"/>
-            </w:tcMar>
-          </w:tcPr>
-          <w:p>
-            <w:r>
-              <w:rPr>
-                <w:rFonts w:ascii="Yu Gothic" w:cs="Yu Gothic" w:eastAsia="Yu Gothic" w:hAnsi="Yu Gothic"/>
-                <w:b w:val="false"/>
-                <w:bCs w:val="false"/>
-                <w:sz w:val="16"/>
-                <w:szCs w:val="16"/>
-              </w:rPr>
-              <w:t xml:space="preserve">Scopeへの追加基準</w:t>
-            </w:r>
-          </w:p>
-        </w:tc>
-        <w:tc>
-          <w:tcPr>
-            <w:tcW w:type="dxa" w:w="7200"/>
-            <w:tcBorders>
-              <w:top w:val="single" w:color="000000" w:sz="4"/>
-              <w:left w:val="single" w:color="000000" w:sz="4"/>
-              <w:bottom w:val="single" w:color="000000" w:sz="4"/>
-              <w:right w:val="single" w:color="000000" w:sz="4"/>
-            </w:tcBorders>
-            <w:tcMar>
-              <w:top w:type="dxa" w:w="40"/>
-              <w:left w:type="dxa" w:w="80"/>
-              <w:bottom w:type="dxa" w:w="40"/>
-              <w:right w:type="dxa" w:w="80"/>
-            </w:tcMar>
-          </w:tcPr>
-          <w:p>
-            <w:r>
-              <w:rPr>
-                <w:rFonts w:ascii="Yu Gothic" w:cs="Yu Gothic" w:eastAsia="Yu Gothic" w:hAnsi="Yu Gothic"/>
-                <w:b w:val="false"/>
-                <w:bCs w:val="false"/>
-                <w:sz w:val="16"/>
-                <w:szCs w:val="16"/>
-              </w:rPr>
-              <w:t xml:space="preserve">同一目的(予防または治療)の適格RCTが3本以上ある介入を、CQまたはFRQへの追加の検討対象とする</w:t>
             </w:r>
           </w:p>
         </w:tc>

--- a/platform/procedures/out/6_用語の定義.docx
+++ b/platform/procedures/out/6_用語の定義.docx
@@ -9,7 +9,7 @@
           <w:sz w:val="18"/>
           <w:szCs w:val="18"/>
         </w:rPr>
-        <w:t xml:space="preserve">がん薬物療法に伴う末梢神経障害診療ガイドライン 改訂版</w:t>
+        <w:t xml:space="preserve">がん薬物療法に伴う末梢神経障害診療ガイドライン2028年版</w:t>
       </w:r>
     </w:p>
     <w:p>
